--- a/docs/声盾-作品简介.docx
+++ b/docs/声盾-作品简介.docx
@@ -242,6 +242,189 @@
                 <w:sz w:val="20"/>
                 <w:szCs w:val="20"/>
               </w:rPr>
+              <w:t xml:space="preserve">参赛队伍</w:t>
+            </w:r>
+          </w:p>
+        </w:tc>
+        <w:tc>
+          <w:tcPr>
+            <w:tcW w:type="pct" w:w="3900"/>
+            <w:tcMar>
+              <w:top w:type="dxa" w:w="70"/>
+              <w:left w:type="dxa" w:w="110"/>
+              <w:bottom w:type="dxa" w:w="70"/>
+              <w:right w:type="dxa" w:w="110"/>
+            </w:tcMar>
+          </w:tcPr>
+          <w:p>
+            <w:pPr>
+              <w:spacing w:line="280"/>
+              <w:jc w:val="left"/>
+            </w:pPr>
+            <w:r>
+              <w:rPr>
+                <w:rFonts w:ascii="Times New Roman" w:eastAsia="SimSun"/>
+                <w:b w:val="false"/>
+                <w:bCs w:val="false"/>
+                <w:color w:val="1A2420"/>
+                <w:sz w:val="20"/>
+                <w:szCs w:val="20"/>
+              </w:rPr>
+              <w:t xml:space="preserve">你们说的对</w:t>
+            </w:r>
+          </w:p>
+        </w:tc>
+      </w:tr>
+      <w:tr>
+        <w:trPr>
+          <w:cantSplit/>
+        </w:trPr>
+        <w:tc>
+          <w:tcPr>
+            <w:tcW w:type="pct" w:w="1100"/>
+            <w:tcMar>
+              <w:top w:type="dxa" w:w="70"/>
+              <w:left w:type="dxa" w:w="110"/>
+              <w:bottom w:type="dxa" w:w="70"/>
+              <w:right w:type="dxa" w:w="110"/>
+            </w:tcMar>
+          </w:tcPr>
+          <w:p>
+            <w:pPr>
+              <w:spacing w:line="280"/>
+              <w:jc w:val="left"/>
+            </w:pPr>
+            <w:r>
+              <w:rPr>
+                <w:rFonts w:ascii="Times New Roman" w:eastAsia="SimSun"/>
+                <w:b w:val="false"/>
+                <w:bCs w:val="false"/>
+                <w:color w:val="1A2420"/>
+                <w:sz w:val="20"/>
+                <w:szCs w:val="20"/>
+              </w:rPr>
+              <w:t xml:space="preserve">团队成员</w:t>
+            </w:r>
+          </w:p>
+        </w:tc>
+        <w:tc>
+          <w:tcPr>
+            <w:tcW w:type="pct" w:w="3900"/>
+            <w:tcMar>
+              <w:top w:type="dxa" w:w="70"/>
+              <w:left w:type="dxa" w:w="110"/>
+              <w:bottom w:type="dxa" w:w="70"/>
+              <w:right w:type="dxa" w:w="110"/>
+            </w:tcMar>
+          </w:tcPr>
+          <w:p>
+            <w:pPr>
+              <w:spacing w:line="280"/>
+              <w:jc w:val="left"/>
+            </w:pPr>
+            <w:r>
+              <w:rPr>
+                <w:rFonts w:ascii="Times New Roman" w:eastAsia="SimSun"/>
+                <w:b w:val="false"/>
+                <w:bCs w:val="false"/>
+                <w:color w:val="1A2420"/>
+                <w:sz w:val="20"/>
+                <w:szCs w:val="20"/>
+              </w:rPr>
+              <w:t xml:space="preserve">谭畅 等 2 人</w:t>
+            </w:r>
+          </w:p>
+        </w:tc>
+      </w:tr>
+      <w:tr>
+        <w:trPr>
+          <w:cantSplit/>
+        </w:trPr>
+        <w:tc>
+          <w:tcPr>
+            <w:tcW w:type="pct" w:w="1100"/>
+            <w:tcMar>
+              <w:top w:type="dxa" w:w="70"/>
+              <w:left w:type="dxa" w:w="110"/>
+              <w:bottom w:type="dxa" w:w="70"/>
+              <w:right w:type="dxa" w:w="110"/>
+            </w:tcMar>
+          </w:tcPr>
+          <w:p>
+            <w:pPr>
+              <w:spacing w:line="280"/>
+              <w:jc w:val="left"/>
+            </w:pPr>
+            <w:r>
+              <w:rPr>
+                <w:rFonts w:ascii="Times New Roman" w:eastAsia="SimSun"/>
+                <w:b w:val="false"/>
+                <w:bCs w:val="false"/>
+                <w:color w:val="1A2420"/>
+                <w:sz w:val="20"/>
+                <w:szCs w:val="20"/>
+              </w:rPr>
+              <w:t xml:space="preserve">开源仓库</w:t>
+            </w:r>
+          </w:p>
+        </w:tc>
+        <w:tc>
+          <w:tcPr>
+            <w:tcW w:type="pct" w:w="3900"/>
+            <w:tcMar>
+              <w:top w:type="dxa" w:w="70"/>
+              <w:left w:type="dxa" w:w="110"/>
+              <w:bottom w:type="dxa" w:w="70"/>
+              <w:right w:type="dxa" w:w="110"/>
+            </w:tcMar>
+          </w:tcPr>
+          <w:p>
+            <w:pPr>
+              <w:spacing w:line="280"/>
+              <w:jc w:val="left"/>
+            </w:pPr>
+            <w:r>
+              <w:rPr>
+                <w:rFonts w:ascii="Times New Roman" w:eastAsia="SimSun"/>
+                <w:b w:val="false"/>
+                <w:bCs w:val="false"/>
+                <w:color w:val="1A2420"/>
+                <w:sz w:val="20"/>
+                <w:szCs w:val="20"/>
+              </w:rPr>
+              <w:t xml:space="preserve">github.com/43aquarius/ShieldEar</w:t>
+            </w:r>
+          </w:p>
+        </w:tc>
+      </w:tr>
+      <w:tr>
+        <w:trPr>
+          <w:cantSplit/>
+        </w:trPr>
+        <w:tc>
+          <w:tcPr>
+            <w:tcW w:type="pct" w:w="1100"/>
+            <w:tcMar>
+              <w:top w:type="dxa" w:w="70"/>
+              <w:left w:type="dxa" w:w="110"/>
+              <w:bottom w:type="dxa" w:w="70"/>
+              <w:right w:type="dxa" w:w="110"/>
+            </w:tcMar>
+          </w:tcPr>
+          <w:p>
+            <w:pPr>
+              <w:spacing w:line="280"/>
+              <w:jc w:val="left"/>
+            </w:pPr>
+            <w:r>
+              <w:rPr>
+                <w:rFonts w:ascii="Times New Roman" w:eastAsia="SimSun"/>
+                <w:b w:val="false"/>
+                <w:bCs w:val="false"/>
+                <w:color w:val="1A2420"/>
+                <w:sz w:val="20"/>
+                <w:szCs w:val="20"/>
+              </w:rPr>
               <w:t xml:space="preserve">参赛类别</w:t>
             </w:r>
           </w:p>
@@ -491,7 +674,7 @@
           <w:sz w:val="24"/>
           <w:szCs w:val="24"/>
         </w:rPr>
-        <w:t xml:space="preserve">平台包含五大功能模块：实时鉴听（麦克风流采集，波形与逐窗置信度曲线同屏呈现，高风险告警脉冲提示）；文件检测（拖拽即测，输出判决与可解释的八维声学特征剖面）；现场合成挑战（页面内调用合成引擎即时生成对照样本并自检，答辩现场可演示完整闭环）；案例库与证据链（历史检测案件检索、WAV 证据下载、双哈希校验）；可打印核验报告（八章节取证材料，可作 96110 举报与取证附件）。全部功能在单页应用内零跳转完成。</w:t>
+        <w:t xml:space="preserve">平台包含五大功能模块：实时鉴听（麦克风流采集，波形与逐窗置信度曲线同屏呈现，高风险告警脉冲提示）；文件检测（拖拽即测，输出判决与可解释的八维声学特征剖面）；现场合成挑战（四级合成链保证评审输入的任意文本被真实合成并当场检出，答辩现场可演示完整闭环）；案例库与证据链（历史检测案件检索、WAV 证据下载、双哈希校验）；可打印核验报告（八章节取证材料，可作 96110 举报与取证附件）。全部功能在单页应用内零跳转完成。</w:t>
       </w:r>
     </w:p>
     <w:p>
@@ -1174,7 +1357,7 @@
           <w:sz w:val="24"/>
           <w:szCs w:val="24"/>
         </w:rPr>
-        <w:t xml:space="preserve">作品交付物包括：可运行的 Web 平台源码（GitHub 开源仓库）、系统设计报告、系统测试报告、参赛作品声明与答辩演示材料。全部测试结论可通过仓库内测试管线（固定种子的变体生成与自动化评测脚本）一键复现，逐条判决明细随仓库提供。团队信息与指导教师信息见报告封面。</w:t>
+        <w:t xml:space="preserve">作品交付物包括：可直接运行的可执行程序包（免安装，双击启动脚本即用）、可运行的 Web 平台源码（开源仓库 github.com/43aquarius/ShieldEar）、系统设计报告、系统测试报告、参赛作品声明与答辩演示材料。全部测试结论可通过仓库内测试管线（固定种子的变体生成与自动化评测脚本）一键复现，逐条判决明细随仓库提供。参赛队伍「你们说的对」与团队成员（谭畅 等 2 人）信息见报告封面。</w:t>
       </w:r>
     </w:p>
     <w:sectPr>

--- a/docs/声盾-作品简介.docx
+++ b/docs/声盾-作品简介.docx
@@ -270,7 +270,7 @@
                 <w:sz w:val="20"/>
                 <w:szCs w:val="20"/>
               </w:rPr>
-              <w:t xml:space="preserve">你们说的对</w:t>
+              <w:t xml:space="preserve">你们说的对（大连理工大学）· 队长 43aquarius · 队员 谭畅</w:t>
             </w:r>
           </w:p>
         </w:tc>
@@ -303,7 +303,7 @@
                 <w:sz w:val="20"/>
                 <w:szCs w:val="20"/>
               </w:rPr>
-              <w:t xml:space="preserve">团队成员</w:t>
+              <w:t xml:space="preserve">参赛类别</w:t>
             </w:r>
           </w:p>
         </w:tc>
@@ -331,7 +331,7 @@
                 <w:sz w:val="20"/>
                 <w:szCs w:val="20"/>
               </w:rPr>
-              <w:t xml:space="preserve">谭畅 等 2 人</w:t>
+              <w:t xml:space="preserve">应用安全（内容安全），兼具安全检测与数据安全（存证）能力</w:t>
             </w:r>
           </w:p>
         </w:tc>
@@ -364,7 +364,7 @@
                 <w:sz w:val="20"/>
                 <w:szCs w:val="20"/>
               </w:rPr>
-              <w:t xml:space="preserve">开源仓库</w:t>
+              <w:t xml:space="preserve">关键词</w:t>
             </w:r>
           </w:p>
         </w:tc>
@@ -392,7 +392,7 @@
                 <w:sz w:val="20"/>
                 <w:szCs w:val="20"/>
               </w:rPr>
-              <w:t xml:space="preserve">github.com/43aquarius/ShieldEar</w:t>
+              <w:t xml:space="preserve">AI 语音诈骗 · 实时流式鉴伪 · 声学特征 · 反诈存证 · 试听体系</w:t>
             </w:r>
           </w:p>
         </w:tc>
@@ -425,7 +425,7 @@
                 <w:sz w:val="20"/>
                 <w:szCs w:val="20"/>
               </w:rPr>
-              <w:t xml:space="preserve">参赛类别</w:t>
+              <w:t xml:space="preserve">软件版本</w:t>
             </w:r>
           </w:p>
         </w:tc>
@@ -453,7 +453,7 @@
                 <w:sz w:val="20"/>
                 <w:szCs w:val="20"/>
               </w:rPr>
-              <w:t xml:space="preserve">应用安全（内容安全），兼具安全检测与数据安全（存证）能力</w:t>
+              <w:t xml:space="preserve">ShieldEar v1.3.0-calibrated</w:t>
             </w:r>
           </w:p>
         </w:tc>
@@ -486,7 +486,7 @@
                 <w:sz w:val="20"/>
                 <w:szCs w:val="20"/>
               </w:rPr>
-              <w:t xml:space="preserve">关键词</w:t>
+              <w:t xml:space="preserve">开发形态</w:t>
             </w:r>
           </w:p>
         </w:tc>
@@ -514,7 +514,7 @@
                 <w:sz w:val="20"/>
                 <w:szCs w:val="20"/>
               </w:rPr>
-              <w:t xml:space="preserve">AI 语音诈骗 · 实时流式鉴伪 · 声学特征 · 反诈存证 · 试听体系</w:t>
+              <w:t xml:space="preserve">Web 单页应用（Next.js 16 + React 19），同构 TypeScript 引擎双端运行</w:t>
             </w:r>
           </w:p>
         </w:tc>
@@ -547,7 +547,7 @@
                 <w:sz w:val="20"/>
                 <w:szCs w:val="20"/>
               </w:rPr>
-              <w:t xml:space="preserve">软件版本</w:t>
+              <w:t xml:space="preserve">开源仓库</w:t>
             </w:r>
           </w:p>
         </w:tc>
@@ -575,68 +575,7 @@
                 <w:sz w:val="20"/>
                 <w:szCs w:val="20"/>
               </w:rPr>
-              <w:t xml:space="preserve">ShieldEar v1.3.0-calibrated</w:t>
-            </w:r>
-          </w:p>
-        </w:tc>
-      </w:tr>
-      <w:tr>
-        <w:trPr>
-          <w:cantSplit/>
-        </w:trPr>
-        <w:tc>
-          <w:tcPr>
-            <w:tcW w:type="pct" w:w="1100"/>
-            <w:tcMar>
-              <w:top w:type="dxa" w:w="70"/>
-              <w:left w:type="dxa" w:w="110"/>
-              <w:bottom w:type="dxa" w:w="70"/>
-              <w:right w:type="dxa" w:w="110"/>
-            </w:tcMar>
-          </w:tcPr>
-          <w:p>
-            <w:pPr>
-              <w:spacing w:line="280"/>
-              <w:jc w:val="left"/>
-            </w:pPr>
-            <w:r>
-              <w:rPr>
-                <w:rFonts w:ascii="Times New Roman" w:eastAsia="SimSun"/>
-                <w:b w:val="false"/>
-                <w:bCs w:val="false"/>
-                <w:color w:val="1A2420"/>
-                <w:sz w:val="20"/>
-                <w:szCs w:val="20"/>
-              </w:rPr>
-              <w:t xml:space="preserve">开发形态</w:t>
-            </w:r>
-          </w:p>
-        </w:tc>
-        <w:tc>
-          <w:tcPr>
-            <w:tcW w:type="pct" w:w="3900"/>
-            <w:tcMar>
-              <w:top w:type="dxa" w:w="70"/>
-              <w:left w:type="dxa" w:w="110"/>
-              <w:bottom w:type="dxa" w:w="70"/>
-              <w:right w:type="dxa" w:w="110"/>
-            </w:tcMar>
-          </w:tcPr>
-          <w:p>
-            <w:pPr>
-              <w:spacing w:line="280"/>
-              <w:jc w:val="left"/>
-            </w:pPr>
-            <w:r>
-              <w:rPr>
-                <w:rFonts w:ascii="Times New Roman" w:eastAsia="SimSun"/>
-                <w:b w:val="false"/>
-                <w:bCs w:val="false"/>
-                <w:color w:val="1A2420"/>
-                <w:sz w:val="20"/>
-                <w:szCs w:val="20"/>
-              </w:rPr>
-              <w:t xml:space="preserve">Web 单页应用（Next.js 16 + React 19），同构 TypeScript 引擎双端运行</w:t>
+              <w:t xml:space="preserve">https://github.com/43aquarius/ShieldEar</w:t>
             </w:r>
           </w:p>
         </w:tc>
@@ -674,7 +613,7 @@
           <w:sz w:val="24"/>
           <w:szCs w:val="24"/>
         </w:rPr>
-        <w:t xml:space="preserve">平台包含五大功能模块：实时鉴听（麦克风流采集，波形与逐窗置信度曲线同屏呈现，高风险告警脉冲提示）；文件检测（拖拽即测，输出判决与可解释的八维声学特征剖面）；现场合成挑战（四级合成链保证评审输入的任意文本被真实合成并当场检出，答辩现场可演示完整闭环）；案例库与证据链（历史检测案件检索、WAV 证据下载、双哈希校验）；可打印核验报告（八章节取证材料，可作 96110 举报与取证附件）。全部功能在单页应用内零跳转完成。</w:t>
+        <w:t xml:space="preserve">平台包含五大功能模块：实时鉴听（麦克风流采集，波形与逐窗置信度曲线同屏呈现，高风险告警脉冲提示）；文件检测（拖拽即测，输出判决与可解释的八维声学特征剖面）；现场合成挑战（页面内调用合成引擎即时生成对照样本并自检，答辩现场可演示完整闭环）；案例库与证据链（历史检测案件检索、WAV 证据下载、双哈希校验）；可打印核验报告（八章节取证材料，可作 96110 举报与取证附件）。全部功能在单页应用内零跳转完成。</w:t>
       </w:r>
     </w:p>
     <w:p>
@@ -1357,7 +1296,7 @@
           <w:sz w:val="24"/>
           <w:szCs w:val="24"/>
         </w:rPr>
-        <w:t xml:space="preserve">作品交付物包括：可直接运行的可执行程序包（免安装，双击启动脚本即用）、可运行的 Web 平台源码（开源仓库 github.com/43aquarius/ShieldEar）、系统设计报告、系统测试报告、参赛作品声明与答辩演示材料。全部测试结论可通过仓库内测试管线（固定种子的变体生成与自动化评测脚本）一键复现，逐条判决明细随仓库提供。参赛队伍「你们说的对」与团队成员（谭畅 等 2 人）信息见报告封面。</w:t>
+        <w:t xml:space="preserve">作品交付物包括：免安装可执行程序包（内置运行时，双击即用）、可运行的 Web 平台全部源码（GitHub 开源仓库 https://github.com/43aquarius/ShieldEar）、系统设计报告、系统测试报告、参赛作品声明与答辩演示材料。全部测试结论可通过仓库内测试管线（固定种子的变体生成与自动化评测脚本）一键复现，逐条判决明细随仓库提供；可执行程序包内代码与仓库主干一致，评审可对照复核。指导教师信息见技术报告封面。</w:t>
       </w:r>
     </w:p>
     <w:sectPr>
